--- a/tillsyn/A 55176-2024 tillsynsbegäran.docx
+++ b/tillsyn/A 55176-2024 tillsynsbegäran.docx
@@ -856,7 +856,7 @@
     <w:r>
       <w:tab/>
       <w:tab/>
-      <w:t>2026-09-14</w:t>
+      <w:t>2026-09-15</w:t>
       <w:br/>
       <w:br/>
     </w:r>

--- a/tillsyn/A 55176-2024 tillsynsbegäran.docx
+++ b/tillsyn/A 55176-2024 tillsynsbegäran.docx
@@ -856,7 +856,7 @@
     <w:r>
       <w:tab/>
       <w:tab/>
-      <w:t>2026-09-15</w:t>
+      <w:t>2026-09-16</w:t>
       <w:br/>
       <w:br/>
     </w:r>

--- a/tillsyn/A 55176-2024 tillsynsbegäran.docx
+++ b/tillsyn/A 55176-2024 tillsynsbegäran.docx
@@ -856,7 +856,7 @@
     <w:r>
       <w:tab/>
       <w:tab/>
-      <w:t>2026-09-16</w:t>
+      <w:t>2026-09-17</w:t>
       <w:br/>
       <w:br/>
     </w:r>

--- a/tillsyn/A 55176-2024 tillsynsbegäran.docx
+++ b/tillsyn/A 55176-2024 tillsynsbegäran.docx
@@ -856,7 +856,7 @@
     <w:r>
       <w:tab/>
       <w:tab/>
-      <w:t>2026-09-17</w:t>
+      <w:t>2026-09-18</w:t>
       <w:br/>
       <w:br/>
     </w:r>

--- a/tillsyn/A 55176-2024 tillsynsbegäran.docx
+++ b/tillsyn/A 55176-2024 tillsynsbegäran.docx
@@ -856,7 +856,7 @@
     <w:r>
       <w:tab/>
       <w:tab/>
-      <w:t>2026-09-18</w:t>
+      <w:t>2026-09-19</w:t>
       <w:br/>
       <w:br/>
     </w:r>

--- a/tillsyn/A 55176-2024 tillsynsbegäran.docx
+++ b/tillsyn/A 55176-2024 tillsynsbegäran.docx
@@ -856,7 +856,7 @@
     <w:r>
       <w:tab/>
       <w:tab/>
-      <w:t>2026-09-19</w:t>
+      <w:t>2026-09-21</w:t>
       <w:br/>
       <w:br/>
     </w:r>

--- a/tillsyn/A 55176-2024 tillsynsbegäran.docx
+++ b/tillsyn/A 55176-2024 tillsynsbegäran.docx
@@ -22,7 +22,7 @@
       <w:r>
         <w:drawing>
           <wp:inline xmlns:a="http://schemas.openxmlformats.org/drawingml/2006/main" xmlns:pic="http://schemas.openxmlformats.org/drawingml/2006/picture">
-            <wp:extent cx="5486400" cy="4809555"/>
+            <wp:extent cx="5486400" cy="4943416"/>
             <wp:docPr id="1" name="Picture 1"/>
             <wp:cNvGraphicFramePr>
               <a:graphicFrameLocks noChangeAspect="1"/>
@@ -43,7 +43,7 @@
                   <pic:spPr>
                     <a:xfrm>
                       <a:off x="0" y="0"/>
-                      <a:ext cx="5486400" cy="4809555"/>
+                      <a:ext cx="5486400" cy="4943416"/>
                     </a:xfrm>
                     <a:prstGeom prst="rect"/>
                   </pic:spPr>
@@ -60,12 +60,12 @@
         <w:spacing w:after="240"/>
       </w:pPr>
       <w:r>
-        <w:t>Figur 1. Fyndplatser för naturvårdsarter i avverkningsanmälan. Markörer utan svart kant är placerade på fyndplatsen. Markörer med svart kant är placerade vid sidan av fyndplatsen och har ett svart streck som visar fyndplatsens exakta position. Kartans mittpunktskoordinat är N 6916200, E 546753 i SWEREF 99 TM.</w:t>
+        <w:t>Figur 1. Fyndplatser för naturvårdsarter i och inom 25 meter från avverkningsanmälan. Markörer utan svart kant är placerade på fyndplatsen. Markörer med svart kant är placerade vid sidan av fyndplatsen och har ett svart streck som visar fyndplatsens exakta position. Kartans mittpunktskoordinat är N 6916200, E 546753 i SWEREF 99 TM.</w:t>
       </w:r>
     </w:p>
     <w:p>
       <w:r>
-        <w:t>I avverkningsanmälan finns fynd av 6 naturvårdsarter, varav 4 är rödlistade, 5 är typiska (T) och 2 är signalarter (S): läderlappslav (VU, T), lunglav (NT, T), mörk kolflarnlav (NT), stiftgelélav (NT, T), bårdlav (S, T) och skinnlav (S, T). Se Figur 1.</w:t>
+        <w:t>I och inom 25 meter från avverkningsanmälan finns fynd av 14 naturvårdsarter, varav 10 är rödlistade, 11 är typiska (T) och 4 är signalarter (S): garnlav (VU, T), läderlappslav (VU, T), dropptaggsvamp (NT, T), gammelgransskål (NT, T), lunglav (NT, T), mörk kolflarnlav (NT), nordtagging (NT), stiftgelélav (NT, T), tallticka (NT, T), vitgrynig nållav (NT), bårdlav (S, T), norrlandslav (S, T), nästlav (S, T) och skinnlav (S, T). Se Figur 1.</w:t>
       </w:r>
     </w:p>
     <w:p>
@@ -109,6 +109,35 @@
         <w:rPr>
           <w:b/>
         </w:rPr>
+        <w:t>Garnlav (VU)</w:t>
+      </w:r>
+      <w:r>
+        <w:t xml:space="preserve"> är en utpräglad barrskogsart som ibland kan drapera träden i norrländska grannaturskogar med hög luftfuktighet. Den förekommer även i talldominerade bestånd där den, förutom i trädens grenverk, påträffas hängande över ojämnheter i tallbarken. Arten har minskat starkt i södra och mellersta Sverige och den minskar även i sitt nordliga utbredningsområde. Minskningstakten uppgår till 30 (20–50) % inom 50 år och överstiger gränsvärdet för Sårbar (VU). Orsaken till tillbakagången beror främst på slutavverkningar av naturskogsartade skogar. Bestånd med riklig förekomst bör regelmässigt sparas, vilket även gynnar flera andra sällsynta och rödlistade arter. Garnlav är värdväxt för den mycket sällsynta och akut hotade fjärilen barrskogslavfly (CR) som hör hemma i boreala barrskogar med riklig förekomst av värdväxten. Tidigare kunde arten konstateras årligen på flera platser vid Dala-Floda i Dalarna innan lokalerna kalavverkades. Senaste fyndet i landet av barrskogslavfly är från år 2000 då den påträffades vid Högberget i Sollefteå kommun. Garnlav är typisk art för </w:t>
+      </w:r>
+      <w:r>
+        <w:rPr>
+          <w:i/>
+        </w:rPr>
+        <w:t xml:space="preserve">9010 Taiga </w:t>
+      </w:r>
+      <w:r>
+        <w:t>och</w:t>
+      </w:r>
+      <w:r>
+        <w:rPr>
+          <w:i/>
+        </w:rPr>
+        <w:t xml:space="preserve"> 9070 Trädklädd betesmark</w:t>
+      </w:r>
+      <w:r>
+        <w:t xml:space="preserve"> (SLU Artdatabanken, 2026).</w:t>
+      </w:r>
+    </w:p>
+    <w:p>
+      <w:r>
+        <w:rPr>
+          <w:b/>
+        </w:rPr>
         <w:t>Läderlappslav (VU)</w:t>
       </w:r>
       <w:r>
@@ -138,6 +167,46 @@
         <w:rPr>
           <w:b/>
         </w:rPr>
+        <w:t>Dropptaggsvamp (NT)</w:t>
+      </w:r>
+      <w:r>
+        <w:t xml:space="preserve"> bildar mykorrhiza med tall, främst i barrskog med trädkontinuitet, i magra, torra och ljusöppna lavtallskogar och i barrblandskogar med friskmossor och lingon i fältskiktet. Den totala populationen i landet har minskat och bedöms fortsätta minska till följd av slutavverkningar av tallskog. Det är högst oklart om arten långsiktigt kan etablera och reproducera sig i skogsbestånd som brukas med trakthyggesmetoder, markberedning, gödsling eller föryngring med förädlat plantmaterial. Uppfyller kriterierna för att bli rödlistad på grund av ny kunskap som visar att en större andel av populationen än tidigare bedömt är knuten till kontinuitetsbarrskog. Minskningstakten för den svenska populationen bedöms vara nära gränsvärdet för Sårbar (VU). Dropptaggsvamp är typisk art för </w:t>
+      </w:r>
+      <w:r>
+        <w:rPr>
+          <w:i/>
+        </w:rPr>
+        <w:t xml:space="preserve">9010 Taiga </w:t>
+      </w:r>
+      <w:r>
+        <w:t>(SLU Artdatabanken, 2026).</w:t>
+      </w:r>
+    </w:p>
+    <w:p>
+      <w:r>
+        <w:rPr>
+          <w:b/>
+        </w:rPr>
+        <w:t>Gammelgransskål (NT)</w:t>
+      </w:r>
+      <w:r>
+        <w:t xml:space="preserve"> är en liten skålsvamp som växer på gamla granar med skrovlig bark. Typiska växtplatser är gransumpskog i myrkanter, bäckdråg, bäckraviner och skuggiga bergssluttningar, men också skog på torrare mark kan hysa arten om beståndet har stark naturskogskaraktär. Bestånd med arten bör behandlas som nyckelbiotoper och sparas vid en slutavverkning. Även gallring bör undvikas. Gammelgransskål är typisk art för </w:t>
+      </w:r>
+      <w:r>
+        <w:rPr>
+          <w:i/>
+        </w:rPr>
+        <w:t>9010 Taiga</w:t>
+      </w:r>
+      <w:r>
+        <w:t xml:space="preserve"> (SLU Artdatabanken, 2024; Nitare &amp; Skogsstyrelsen, 2019).</w:t>
+      </w:r>
+    </w:p>
+    <w:p>
+      <w:r>
+        <w:rPr>
+          <w:b/>
+        </w:rPr>
         <w:t>Lunglav (NT)</w:t>
       </w:r>
       <w:r>
@@ -205,6 +274,17 @@
         <w:rPr>
           <w:b/>
         </w:rPr>
+        <w:t>Nordtagging (NT)</w:t>
+      </w:r>
+      <w:r>
+        <w:t xml:space="preserve"> växer främst på tallågor av grövre dimensioner och påträffas huvudsakligen i äldre skog som inte kalavverkats. Nordtaggingen missgynnas av att områden med äldre tallskog har minskat starkt. Bekämpning av skogsbränder, samtidigt som skogsbruket omvandlar naturligt glesa tallbestånd till likartade och betydligt tätare bestånd, har missgynnat arten. Bristen på gamla tallågor utgör på sikt ett allvarligt hot och återskapandet av lämpliga biotoper tar mycket lång tid. Områden med olikåldriga bestånd av tall och med stort inslag av äldre träd bör undantas från skoglig produktion (SLU Artdatabanken, 2024).</w:t>
+      </w:r>
+    </w:p>
+    <w:p>
+      <w:r>
+        <w:rPr>
+          <w:b/>
+        </w:rPr>
         <w:t>Stiftgelélav (NT)</w:t>
       </w:r>
       <w:r>
@@ -225,6 +305,46 @@
         <w:rPr>
           <w:b/>
         </w:rPr>
+        <w:t xml:space="preserve">Tallticka (NT) </w:t>
+      </w:r>
+      <w:r>
+        <w:t xml:space="preserve">uppträder först på tallar som är 100–150 år gamla men är vanligast på träd som är runt 150–200 år eller äldre. I skogslandskapet är den främst knuten till tallnaturskogar och restbiotoper med biologiskt gamla träd och signalerar vanligtvis skyddsvärda tallbestånd med höga naturvärden. Tallticka är typisk art för </w:t>
+      </w:r>
+      <w:r>
+        <w:rPr>
+          <w:i/>
+        </w:rPr>
+        <w:t xml:space="preserve">9010 Taiga </w:t>
+      </w:r>
+      <w:r>
+        <w:t xml:space="preserve">och </w:t>
+      </w:r>
+      <w:r>
+        <w:rPr>
+          <w:i/>
+        </w:rPr>
+        <w:t>9060 Åsbarrskog</w:t>
+      </w:r>
+      <w:r>
+        <w:t xml:space="preserve"> (SLU Artdatabanken, 2023; Nitare &amp; Skogsstyrelsen, 2019).</w:t>
+      </w:r>
+    </w:p>
+    <w:p>
+      <w:r>
+        <w:rPr>
+          <w:b/>
+        </w:rPr>
+        <w:t>Vitgrynig nållav (NT)</w:t>
+      </w:r>
+      <w:r>
+        <w:t xml:space="preserve"> växer nästan uteslutande på bark av gamla, senvuxna granar i skuggiga lägen med hög och jämn luftfuktighet. Den vanligaste naturtypen för arten är kontinuitetsskogar på frisk mark men den finns också i sumpgranskogar. På lång sikt utgör avverkningar av olikåldriga granskogar av naturskogskaraktär ett allvarligt hot mot arten och skogsbruksåtgärder på eller i närheten av växtplatserna bör undvikas. Naturskogsartade, fuktiga granskogar med förekomster av arten signalerar höga biologiska värden och bör bevaras (SLU Artdatabanken, 2024; Nitare &amp; Skogsstyrelsen, 2019).</w:t>
+      </w:r>
+    </w:p>
+    <w:p>
+      <w:r>
+        <w:rPr>
+          <w:b/>
+        </w:rPr>
         <w:t>Bårdlav</w:t>
       </w:r>
       <w:r>
@@ -265,6 +385,55 @@
       </w:r>
       <w:r>
         <w:t xml:space="preserve"> (SLU Artdatabanken, 2026; Nitare &amp; Skogsstyrelsen, 2019).</w:t>
+      </w:r>
+    </w:p>
+    <w:p>
+      <w:r>
+        <w:rPr>
+          <w:b/>
+        </w:rPr>
+        <w:t xml:space="preserve">Norrlandslav </w:t>
+      </w:r>
+      <w:r>
+        <w:t xml:space="preserve">indikerar söder om den naturliga norrlandsgränsen barrskogsbeklädda bergbranter eller andra ostörda skogsmiljöer med höga naturvärden. Norrlandslav är typisk art för </w:t>
+      </w:r>
+      <w:r>
+        <w:rPr>
+          <w:i/>
+        </w:rPr>
+        <w:t xml:space="preserve">9010 Taiga, 8110 Silikatrasmarker </w:t>
+      </w:r>
+      <w:r>
+        <w:t>och</w:t>
+      </w:r>
+      <w:r>
+        <w:rPr>
+          <w:i/>
+        </w:rPr>
+        <w:t xml:space="preserve"> 8120 Kalkrasmarker </w:t>
+      </w:r>
+      <w:r>
+        <w:t>(Nitare &amp; Skogsstyrelsen, 2000; SLU Artdatabanken, 2025).</w:t>
+      </w:r>
+    </w:p>
+    <w:p>
+      <w:r>
+        <w:rPr>
+          <w:b/>
+        </w:rPr>
+        <w:t>Nästlav</w:t>
+      </w:r>
+      <w:r>
+        <w:t xml:space="preserve"> indikerar söder om den naturliga norrlandsgränsen äldre barrskogsområden med höga naturvärden där andra ovanliga nordliga barrskogsarter kan påträffas. Nästlav är typisk art för </w:t>
+      </w:r>
+      <w:r>
+        <w:rPr>
+          <w:i/>
+        </w:rPr>
+        <w:t xml:space="preserve">9010 Taiga </w:t>
+      </w:r>
+      <w:r>
+        <w:t>(Nitare &amp; Skogsstyrelsen, 2019; SLU Artdatabanken, 2025).</w:t>
       </w:r>
     </w:p>
     <w:p>
@@ -311,7 +480,7 @@
     </w:p>
     <w:p>
       <w:r>
-        <w:t>Följande typiska arter har sina livsmiljöer och växtplatser i den avverkningsanmälda skogen: läderlappslav (VU, T), lunglav (NT, T), stiftgelélav (NT, T), bårdlav (S, T) och skinnlav (S, T).</w:t>
+        <w:t>Följande typiska arter har sina livsmiljöer och växtplatser i den avverkningsanmälda skogen: garnlav (VU, T), läderlappslav (VU, T), dropptaggsvamp (NT, T), gammelgransskål (NT, T), lunglav (NT, T), stiftgelélav (NT, T), tallticka (NT, T), bårdlav (S, T), norrlandslav (S, T), nästlav (S, T) och skinnlav (S, T).</w:t>
       </w:r>
     </w:p>
     <w:p>
@@ -856,7 +1025,7 @@
     <w:r>
       <w:tab/>
       <w:tab/>
-      <w:t>2026-09-21</w:t>
+      <w:t>2026-09-23</w:t>
       <w:br/>
       <w:br/>
     </w:r>

--- a/tillsyn/A 55176-2024 tillsynsbegäran.docx
+++ b/tillsyn/A 55176-2024 tillsynsbegäran.docx
@@ -1025,7 +1025,7 @@
     <w:r>
       <w:tab/>
       <w:tab/>
-      <w:t>2026-09-23</w:t>
+      <w:t>2026-09-24</w:t>
       <w:br/>
       <w:br/>
     </w:r>

--- a/tillsyn/A 55176-2024 tillsynsbegäran.docx
+++ b/tillsyn/A 55176-2024 tillsynsbegäran.docx
@@ -1025,7 +1025,7 @@
     <w:r>
       <w:tab/>
       <w:tab/>
-      <w:t>2026-09-24</w:t>
+      <w:t>2026-09-25</w:t>
       <w:br/>
       <w:br/>
     </w:r>

--- a/tillsyn/A 55176-2024 tillsynsbegäran.docx
+++ b/tillsyn/A 55176-2024 tillsynsbegäran.docx
@@ -1025,7 +1025,7 @@
     <w:r>
       <w:tab/>
       <w:tab/>
-      <w:t>2026-09-25</w:t>
+      <w:t>2026-09-26</w:t>
       <w:br/>
       <w:br/>
     </w:r>

--- a/tillsyn/A 55176-2024 tillsynsbegäran.docx
+++ b/tillsyn/A 55176-2024 tillsynsbegäran.docx
@@ -1025,7 +1025,7 @@
     <w:r>
       <w:tab/>
       <w:tab/>
-      <w:t>2026-09-26</w:t>
+      <w:t>2026-09-27</w:t>
       <w:br/>
       <w:br/>
     </w:r>

--- a/tillsyn/A 55176-2024 tillsynsbegäran.docx
+++ b/tillsyn/A 55176-2024 tillsynsbegäran.docx
@@ -1025,7 +1025,7 @@
     <w:r>
       <w:tab/>
       <w:tab/>
-      <w:t>2026-09-27</w:t>
+      <w:t>2026-09-28</w:t>
       <w:br/>
       <w:br/>
     </w:r>

--- a/tillsyn/A 55176-2024 tillsynsbegäran.docx
+++ b/tillsyn/A 55176-2024 tillsynsbegäran.docx
@@ -1025,7 +1025,7 @@
     <w:r>
       <w:tab/>
       <w:tab/>
-      <w:t>2026-09-28</w:t>
+      <w:t>2026-09-29</w:t>
       <w:br/>
       <w:br/>
     </w:r>

--- a/tillsyn/A 55176-2024 tillsynsbegäran.docx
+++ b/tillsyn/A 55176-2024 tillsynsbegäran.docx
@@ -1025,7 +1025,7 @@
     <w:r>
       <w:tab/>
       <w:tab/>
-      <w:t>2026-09-29</w:t>
+      <w:t>2026-09-30</w:t>
       <w:br/>
       <w:br/>
     </w:r>

--- a/tillsyn/A 55176-2024 tillsynsbegäran.docx
+++ b/tillsyn/A 55176-2024 tillsynsbegäran.docx
@@ -1025,7 +1025,7 @@
     <w:r>
       <w:tab/>
       <w:tab/>
-      <w:t>2026-09-30</w:t>
+      <w:t>2026-10-01</w:t>
       <w:br/>
       <w:br/>
     </w:r>

--- a/tillsyn/A 55176-2024 tillsynsbegäran.docx
+++ b/tillsyn/A 55176-2024 tillsynsbegäran.docx
@@ -1025,7 +1025,7 @@
     <w:r>
       <w:tab/>
       <w:tab/>
-      <w:t>2026-10-01</w:t>
+      <w:t>2026-10-02</w:t>
       <w:br/>
       <w:br/>
     </w:r>

--- a/tillsyn/A 55176-2024 tillsynsbegäran.docx
+++ b/tillsyn/A 55176-2024 tillsynsbegäran.docx
@@ -1025,7 +1025,7 @@
     <w:r>
       <w:tab/>
       <w:tab/>
-      <w:t>2026-10-02</w:t>
+      <w:t>2026-10-03</w:t>
       <w:br/>
       <w:br/>
     </w:r>

--- a/tillsyn/A 55176-2024 tillsynsbegäran.docx
+++ b/tillsyn/A 55176-2024 tillsynsbegäran.docx
@@ -1025,7 +1025,7 @@
     <w:r>
       <w:tab/>
       <w:tab/>
-      <w:t>2026-10-03</w:t>
+      <w:t>2026-10-04</w:t>
       <w:br/>
       <w:br/>
     </w:r>

--- a/tillsyn/A 55176-2024 tillsynsbegäran.docx
+++ b/tillsyn/A 55176-2024 tillsynsbegäran.docx
@@ -1025,7 +1025,7 @@
     <w:r>
       <w:tab/>
       <w:tab/>
-      <w:t>2026-10-04</w:t>
+      <w:t>2026-10-05</w:t>
       <w:br/>
       <w:br/>
     </w:r>

--- a/tillsyn/A 55176-2024 tillsynsbegäran.docx
+++ b/tillsyn/A 55176-2024 tillsynsbegäran.docx
@@ -1025,7 +1025,7 @@
     <w:r>
       <w:tab/>
       <w:tab/>
-      <w:t>2026-10-05</w:t>
+      <w:t>2026-10-06</w:t>
       <w:br/>
       <w:br/>
     </w:r>

--- a/tillsyn/A 55176-2024 tillsynsbegäran.docx
+++ b/tillsyn/A 55176-2024 tillsynsbegäran.docx
@@ -1025,7 +1025,7 @@
     <w:r>
       <w:tab/>
       <w:tab/>
-      <w:t>2026-10-06</w:t>
+      <w:t>2026-10-07</w:t>
       <w:br/>
       <w:br/>
     </w:r>

--- a/tillsyn/A 55176-2024 tillsynsbegäran.docx
+++ b/tillsyn/A 55176-2024 tillsynsbegäran.docx
@@ -1025,7 +1025,7 @@
     <w:r>
       <w:tab/>
       <w:tab/>
-      <w:t>2026-10-07</w:t>
+      <w:t>2026-10-08</w:t>
       <w:br/>
       <w:br/>
     </w:r>

--- a/tillsyn/A 55176-2024 tillsynsbegäran.docx
+++ b/tillsyn/A 55176-2024 tillsynsbegäran.docx
@@ -1025,7 +1025,7 @@
     <w:r>
       <w:tab/>
       <w:tab/>
-      <w:t>2026-10-08</w:t>
+      <w:t>2026-10-09</w:t>
       <w:br/>
       <w:br/>
     </w:r>

--- a/tillsyn/A 55176-2024 tillsynsbegäran.docx
+++ b/tillsyn/A 55176-2024 tillsynsbegäran.docx
@@ -1025,7 +1025,7 @@
     <w:r>
       <w:tab/>
       <w:tab/>
-      <w:t>2026-10-09</w:t>
+      <w:t>2026-10-10</w:t>
       <w:br/>
       <w:br/>
     </w:r>

--- a/tillsyn/A 55176-2024 tillsynsbegäran.docx
+++ b/tillsyn/A 55176-2024 tillsynsbegäran.docx
@@ -1025,7 +1025,7 @@
     <w:r>
       <w:tab/>
       <w:tab/>
-      <w:t>2026-10-10</w:t>
+      <w:t>2026-10-11</w:t>
       <w:br/>
       <w:br/>
     </w:r>

--- a/tillsyn/A 55176-2024 tillsynsbegäran.docx
+++ b/tillsyn/A 55176-2024 tillsynsbegäran.docx
@@ -1025,7 +1025,7 @@
     <w:r>
       <w:tab/>
       <w:tab/>
-      <w:t>2026-10-11</w:t>
+      <w:t>2026-10-12</w:t>
       <w:br/>
       <w:br/>
     </w:r>

--- a/tillsyn/A 55176-2024 tillsynsbegäran.docx
+++ b/tillsyn/A 55176-2024 tillsynsbegäran.docx
@@ -1025,7 +1025,7 @@
     <w:r>
       <w:tab/>
       <w:tab/>
-      <w:t>2026-10-12</w:t>
+      <w:t>2026-10-13</w:t>
       <w:br/>
       <w:br/>
     </w:r>

--- a/tillsyn/A 55176-2024 tillsynsbegäran.docx
+++ b/tillsyn/A 55176-2024 tillsynsbegäran.docx
@@ -1025,7 +1025,7 @@
     <w:r>
       <w:tab/>
       <w:tab/>
-      <w:t>2026-10-13</w:t>
+      <w:t>2026-10-14</w:t>
       <w:br/>
       <w:br/>
     </w:r>

--- a/tillsyn/A 55176-2024 tillsynsbegäran.docx
+++ b/tillsyn/A 55176-2024 tillsynsbegäran.docx
@@ -1025,7 +1025,7 @@
     <w:r>
       <w:tab/>
       <w:tab/>
-      <w:t>2026-10-14</w:t>
+      <w:t>2026-10-15</w:t>
       <w:br/>
       <w:br/>
     </w:r>

--- a/tillsyn/A 55176-2024 tillsynsbegäran.docx
+++ b/tillsyn/A 55176-2024 tillsynsbegäran.docx
@@ -1025,7 +1025,7 @@
     <w:r>
       <w:tab/>
       <w:tab/>
-      <w:t>2026-10-15</w:t>
+      <w:t>2026-10-16</w:t>
       <w:br/>
       <w:br/>
     </w:r>

--- a/tillsyn/A 55176-2024 tillsynsbegäran.docx
+++ b/tillsyn/A 55176-2024 tillsynsbegäran.docx
@@ -1025,7 +1025,7 @@
     <w:r>
       <w:tab/>
       <w:tab/>
-      <w:t>2026-10-16</w:t>
+      <w:t>2026-10-17</w:t>
       <w:br/>
       <w:br/>
     </w:r>

--- a/tillsyn/A 55176-2024 tillsynsbegäran.docx
+++ b/tillsyn/A 55176-2024 tillsynsbegäran.docx
@@ -1025,7 +1025,7 @@
     <w:r>
       <w:tab/>
       <w:tab/>
-      <w:t>2026-10-17</w:t>
+      <w:t>2026-10-18</w:t>
       <w:br/>
       <w:br/>
     </w:r>

--- a/tillsyn/A 55176-2024 tillsynsbegäran.docx
+++ b/tillsyn/A 55176-2024 tillsynsbegäran.docx
@@ -1025,7 +1025,7 @@
     <w:r>
       <w:tab/>
       <w:tab/>
-      <w:t>2026-10-18</w:t>
+      <w:t>2026-10-19</w:t>
       <w:br/>
       <w:br/>
     </w:r>

--- a/tillsyn/A 55176-2024 tillsynsbegäran.docx
+++ b/tillsyn/A 55176-2024 tillsynsbegäran.docx
@@ -1025,7 +1025,7 @@
     <w:r>
       <w:tab/>
       <w:tab/>
-      <w:t>2026-10-19</w:t>
+      <w:t>2026-10-20</w:t>
       <w:br/>
       <w:br/>
     </w:r>

--- a/tillsyn/A 55176-2024 tillsynsbegäran.docx
+++ b/tillsyn/A 55176-2024 tillsynsbegäran.docx
@@ -1025,7 +1025,7 @@
     <w:r>
       <w:tab/>
       <w:tab/>
-      <w:t>2026-10-20</w:t>
+      <w:t>2026-10-21</w:t>
       <w:br/>
       <w:br/>
     </w:r>

--- a/tillsyn/A 55176-2024 tillsynsbegäran.docx
+++ b/tillsyn/A 55176-2024 tillsynsbegäran.docx
@@ -1025,7 +1025,7 @@
     <w:r>
       <w:tab/>
       <w:tab/>
-      <w:t>2026-10-21</w:t>
+      <w:t>2026-10-22</w:t>
       <w:br/>
       <w:br/>
     </w:r>

--- a/tillsyn/A 55176-2024 tillsynsbegäran.docx
+++ b/tillsyn/A 55176-2024 tillsynsbegäran.docx
@@ -1025,7 +1025,7 @@
     <w:r>
       <w:tab/>
       <w:tab/>
-      <w:t>2026-10-22</w:t>
+      <w:t>2026-10-23</w:t>
       <w:br/>
       <w:br/>
     </w:r>

--- a/tillsyn/A 55176-2024 tillsynsbegäran.docx
+++ b/tillsyn/A 55176-2024 tillsynsbegäran.docx
@@ -1025,7 +1025,7 @@
     <w:r>
       <w:tab/>
       <w:tab/>
-      <w:t>2026-10-23</w:t>
+      <w:t>2026-10-24</w:t>
       <w:br/>
       <w:br/>
     </w:r>

--- a/tillsyn/A 55176-2024 tillsynsbegäran.docx
+++ b/tillsyn/A 55176-2024 tillsynsbegäran.docx
@@ -1025,7 +1025,7 @@
     <w:r>
       <w:tab/>
       <w:tab/>
-      <w:t>2026-10-24</w:t>
+      <w:t>2026-10-25</w:t>
       <w:br/>
       <w:br/>
     </w:r>

--- a/tillsyn/A 55176-2024 tillsynsbegäran.docx
+++ b/tillsyn/A 55176-2024 tillsynsbegäran.docx
@@ -1025,7 +1025,7 @@
     <w:r>
       <w:tab/>
       <w:tab/>
-      <w:t>2026-10-25</w:t>
+      <w:t>2026-10-26</w:t>
       <w:br/>
       <w:br/>
     </w:r>

--- a/tillsyn/A 55176-2024 tillsynsbegäran.docx
+++ b/tillsyn/A 55176-2024 tillsynsbegäran.docx
@@ -1025,7 +1025,7 @@
     <w:r>
       <w:tab/>
       <w:tab/>
-      <w:t>2026-10-26</w:t>
+      <w:t>2026-10-27</w:t>
       <w:br/>
       <w:br/>
     </w:r>

--- a/tillsyn/A 55176-2024 tillsynsbegäran.docx
+++ b/tillsyn/A 55176-2024 tillsynsbegäran.docx
@@ -1025,7 +1025,7 @@
     <w:r>
       <w:tab/>
       <w:tab/>
-      <w:t>2026-10-27</w:t>
+      <w:t>2026-10-28</w:t>
       <w:br/>
       <w:br/>
     </w:r>

--- a/tillsyn/A 55176-2024 tillsynsbegäran.docx
+++ b/tillsyn/A 55176-2024 tillsynsbegäran.docx
@@ -1025,7 +1025,7 @@
     <w:r>
       <w:tab/>
       <w:tab/>
-      <w:t>2026-10-28</w:t>
+      <w:t>2026-10-29</w:t>
       <w:br/>
       <w:br/>
     </w:r>

--- a/tillsyn/A 55176-2024 tillsynsbegäran.docx
+++ b/tillsyn/A 55176-2024 tillsynsbegäran.docx
@@ -1025,7 +1025,7 @@
     <w:r>
       <w:tab/>
       <w:tab/>
-      <w:t>2026-10-29</w:t>
+      <w:t>2026-10-31</w:t>
       <w:br/>
       <w:br/>
     </w:r>
